--- a/public/Gaby-Zaynoun-Resume.docx
+++ b/public/Gaby-Zaynoun-Resume.docx
@@ -1,6 +1,6 @@
 
 <file path=word/document.xml><?xml version="1.0" encoding="utf-8"?>
-<w:document xmlns:wpc="http://schemas.microsoft.com/office/word/2010/wordprocessingCanvas" xmlns:cx="http://schemas.microsoft.com/office/drawing/2014/chartex" xmlns:cx1="http://schemas.microsoft.com/office/drawing/2015/9/8/chartex" xmlns:cx2="http://schemas.microsoft.com/office/drawing/2015/10/21/chartex" xmlns:cx3="http://schemas.microsoft.com/office/drawing/2016/5/9/chartex" xmlns:cx4="http://schemas.microsoft.com/office/drawing/2016/5/10/chartex" xmlns:cx5="http://schemas.microsoft.com/office/drawing/2016/5/11/chartex" xmlns:cx6="http://schemas.microsoft.com/office/drawing/2016/5/12/chartex" xmlns:cx7="http://schemas.microsoft.com/office/drawing/2016/5/13/chartex" xmlns:cx8="http://schemas.microsoft.com/office/drawing/2016/5/14/chartex" xmlns:mc="http://schemas.openxmlformats.org/markup-compatibility/2006" xmlns:aink="http://schemas.microsoft.com/office/drawing/2016/ink" xmlns:am3d="http://schemas.microsoft.com/office/drawing/2017/model3d" xmlns:o="urn:schemas-microsoft-com:office:office" xmlns:oel="http://schemas.microsoft.com/office/2019/extlst" xmlns:r="http://schemas.openxmlformats.org/officeDocument/2006/relationships" xmlns:m="http://schemas.openxmlformats.org/officeDocument/2006/math" xmlns:v="urn:schemas-microsoft-com:vml" xmlns:wp14="http://schemas.microsoft.com/office/word/2010/wordprocessingDrawing" xmlns:wp="http://schemas.openxmlformats.org/drawingml/2006/wordprocessingDrawing" xmlns:w10="urn:schemas-microsoft-com:office:word" xmlns:w="http://schemas.openxmlformats.org/wordprocessingml/2006/main" xmlns:w14="http://schemas.microsoft.com/office/word/2010/wordml" xmlns:w15="http://schemas.microsoft.com/office/word/2012/wordml" xmlns:w16cei="http://schemas.microsoft.com/office/word/2026/wordml/cei" xmlns:w16cex="http://schemas.microsoft.com/office/word/2018/wordml/cex" xmlns:w16cid="http://schemas.microsoft.com/office/word/2016/wordml/cid" xmlns:w16="http://schemas.microsoft.com/office/word/2018/wordml" xmlns:w16du="http://schemas.microsoft.com/office/word/2023/wordml/word16du" xmlns:w16sdtdh="http://schemas.microsoft.com/office/word/2020/wordml/sdtdatahash" xmlns:w16sdtfl="http://schemas.microsoft.com/office/word/2024/wordml/sdtformatlock" xmlns:w16se="http://schemas.microsoft.com/office/word/2015/wordml/symex" xmlns:wpg="http://schemas.microsoft.com/office/word/2010/wordprocessingGroup" xmlns:wpi="http://schemas.microsoft.com/office/word/2010/wordprocessingInk" xmlns:wne="http://schemas.microsoft.com/office/word/2006/wordml" xmlns:wps="http://schemas.microsoft.com/office/word/2010/wordprocessingShape" mc:Ignorable="w14 w15 w16se w16cid w16 w16cex w16sdtdh w16sdtfl w16du wp14">
+<w:document xmlns:wpc="http://schemas.microsoft.com/office/word/2010/wordprocessingCanvas" xmlns:cx="http://schemas.microsoft.com/office/drawing/2014/chartex" xmlns:cx1="http://schemas.microsoft.com/office/drawing/2015/9/8/chartex" xmlns:cx2="http://schemas.microsoft.com/office/drawing/2015/10/21/chartex" xmlns:cx3="http://schemas.microsoft.com/office/drawing/2016/5/9/chartex" xmlns:cx4="http://schemas.microsoft.com/office/drawing/2016/5/10/chartex" xmlns:cx5="http://schemas.microsoft.com/office/drawing/2016/5/11/chartex" xmlns:cx6="http://schemas.microsoft.com/office/drawing/2016/5/12/chartex" xmlns:cx7="http://schemas.microsoft.com/office/drawing/2016/5/13/chartex" xmlns:cx8="http://schemas.microsoft.com/office/drawing/2016/5/14/chartex" xmlns:mc="http://schemas.openxmlformats.org/markup-compatibility/2006" xmlns:aink="http://schemas.microsoft.com/office/drawing/2016/ink" xmlns:am3d="http://schemas.microsoft.com/office/drawing/2017/model3d" xmlns:o="urn:schemas-microsoft-com:office:office" xmlns:oel="http://schemas.microsoft.com/office/2019/extlst" xmlns:r="http://schemas.openxmlformats.org/officeDocument/2006/relationships" xmlns:m="http://schemas.openxmlformats.org/officeDocument/2006/math" xmlns:v="urn:schemas-microsoft-com:vml" xmlns:wp14="http://schemas.microsoft.com/office/word/2010/wordprocessingDrawing" xmlns:wp="http://schemas.openxmlformats.org/drawingml/2006/wordprocessingDrawing" xmlns:w10="urn:schemas-microsoft-com:office:word" xmlns:w="http://schemas.openxmlformats.org/wordprocessingml/2006/main" xmlns:w14="http://schemas.microsoft.com/office/word/2010/wordml" xmlns:w15="http://schemas.microsoft.com/office/word/2012/wordml" xmlns:w16cex="http://schemas.microsoft.com/office/word/2018/wordml/cex" xmlns:w16cid="http://schemas.microsoft.com/office/word/2016/wordml/cid" xmlns:w16="http://schemas.microsoft.com/office/word/2018/wordml" xmlns:w16du="http://schemas.microsoft.com/office/word/2023/wordml/word16du" xmlns:w16sdtdh="http://schemas.microsoft.com/office/word/2020/wordml/sdtdatahash" xmlns:w16sdtfl="http://schemas.microsoft.com/office/word/2024/wordml/sdtformatlock" xmlns:w16se="http://schemas.microsoft.com/office/word/2015/wordml/symex" xmlns:wpg="http://schemas.microsoft.com/office/word/2010/wordprocessingGroup" xmlns:wpi="http://schemas.microsoft.com/office/word/2010/wordprocessingInk" xmlns:wne="http://schemas.microsoft.com/office/word/2006/wordml" xmlns:wps="http://schemas.microsoft.com/office/word/2010/wordprocessingShape" mc:Ignorable="w14 w15 w16se w16cid w16 w16cex w16sdtdh w16sdtfl w16du wp14">
   <w:body>
     <w:p>
       <w:pPr>
@@ -79,19 +79,8 @@
             <w:szCs w:val="18"/>
             <w:u w:val="single"/>
           </w:rPr>
-          <w:t>github.com/</w:t>
+          <w:t>github.com/gabyzaynoun</w:t>
         </w:r>
-        <w:proofErr w:type="spellStart"/>
-        <w:r>
-          <w:rPr>
-            <w:color w:val="2F5496"/>
-            <w:sz w:val="18"/>
-            <w:szCs w:val="18"/>
-            <w:u w:val="single"/>
-          </w:rPr>
-          <w:t>gabyzaynoun</w:t>
-        </w:r>
-        <w:proofErr w:type="spellEnd"/>
       </w:hyperlink>
       <w:r>
         <w:rPr>
@@ -102,7 +91,6 @@
         <w:t xml:space="preserve">   |   </w:t>
       </w:r>
       <w:hyperlink r:id="rId8" w:history="1">
-        <w:proofErr w:type="spellStart"/>
         <w:r>
           <w:rPr>
             <w:color w:val="2F5496"/>
@@ -112,7 +100,6 @@
           </w:rPr>
           <w:t>gabyzportfolio.vercel.app</w:t>
         </w:r>
-        <w:proofErr w:type="spellEnd"/>
       </w:hyperlink>
     </w:p>
     <w:p>
@@ -120,13 +107,8 @@
         <w:spacing w:after="120"/>
       </w:pPr>
       <w:r>
-        <w:t>AI Solutions Engineer with a software engineering background and customer-facing presales experience. I design and build AI agents and LLM applications end-to-end — including VAISS, a live multi-agent system — and currently work in technical presales at Westcon-</w:t>
-      </w:r>
-      <w:proofErr w:type="spellStart"/>
-      <w:r>
-        <w:t>Comstor</w:t>
-      </w:r>
-      <w:proofErr w:type="spellEnd"/>
+        <w:t>AI Solutions Engineer with a software engineering background and customer-facing presales experience. I design and build AI agents and LLM applications end-to-end — including VAISS, a live multi-agent system — and currently work in technical presales at Westcon-Comstor</w:t>
+      </w:r>
       <w:r>
         <w:t>, scoping solutions, running technical conversations, and translating technology into business value for partners. I'm AWS Certified in AI Practitioner, hold a Master of Software Engineering (AI Advanced), and am bilingual in English and Arabic. I enjoy shaping ambiguous customer problems into concrete, buildable solutions.</w:t>
       </w:r>
@@ -164,15 +146,7 @@
         <w:t>Presales Specialist</w:t>
       </w:r>
       <w:r>
-        <w:t xml:space="preserve">  |  Westcon-</w:t>
-      </w:r>
-      <w:proofErr w:type="spellStart"/>
-      <w:r>
-        <w:t>Comstor</w:t>
-      </w:r>
-      <w:proofErr w:type="spellEnd"/>
-      <w:r>
-        <w:t>, Sydney</w:t>
+        <w:t xml:space="preserve">  |  Westcon-Comstor, Sydney</w:t>
       </w:r>
       <w:r>
         <w:tab/>
@@ -278,15 +252,7 @@
         <w:t>Software Engineer</w:t>
       </w:r>
       <w:r>
-        <w:t xml:space="preserve">  |  </w:t>
-      </w:r>
-      <w:proofErr w:type="spellStart"/>
-      <w:r>
-        <w:t>Stoneglass</w:t>
-      </w:r>
-      <w:proofErr w:type="spellEnd"/>
-      <w:r>
-        <w:t xml:space="preserve"> Industries, Sydney</w:t>
+        <w:t xml:space="preserve">  |  Stoneglass Industries, Sydney</w:t>
       </w:r>
       <w:r>
         <w:tab/>
@@ -410,114 +376,175 @@
           <w:i/>
           <w:iCs/>
         </w:rPr>
-        <w:t xml:space="preserve">  —  Next.js, TypeScript, Anthropic Claude API, </w:t>
-      </w:r>
-      <w:proofErr w:type="spellStart"/>
+        <w:t xml:space="preserve">  —  Next.js, TypeScript, Anthropic Claude API, Vercel</w:t>
+      </w:r>
+    </w:p>
+    <w:p>
+      <w:pPr>
+        <w:pStyle w:val="ListParagraph"/>
+        <w:numPr>
+          <w:ilvl w:val="0"/>
+          <w:numId w:val="2"/>
+        </w:numPr>
+        <w:spacing w:after="40"/>
+      </w:pPr>
+      <w:r>
+        <w:t>Live agentic AI system that assesses an AI system against Australia's Voluntary AI Safety Standard in around 60 seconds, framed around a concrete enterprise governance problem.</w:t>
+      </w:r>
+    </w:p>
+    <w:p>
+      <w:pPr>
+        <w:pStyle w:val="ListParagraph"/>
+        <w:numPr>
+          <w:ilvl w:val="0"/>
+          <w:numId w:val="2"/>
+        </w:numPr>
+        <w:spacing w:after="40"/>
+      </w:pPr>
+      <w:r>
+        <w:t>Five-stage multi-agent pipeline: a risk classifier sets the risk tier, a guardrail scorer assesses all 10 guardrails with calibrated green/amber/red ratings, and three generators run in parallel to produce an AI inventory entry, a board memo, and a 90-day remediation plan.</w:t>
+      </w:r>
+    </w:p>
+    <w:p>
+      <w:pPr>
+        <w:pStyle w:val="ListParagraph"/>
+        <w:numPr>
+          <w:ilvl w:val="0"/>
+          <w:numId w:val="2"/>
+        </w:numPr>
+        <w:spacing w:after="40"/>
+      </w:pPr>
+      <w:r>
+        <w:t>Results stream to the interface in real time via SSE; designed for clarity for non-technical governance stakeholders.</w:t>
+      </w:r>
+    </w:p>
+    <w:p>
+      <w:pPr>
+        <w:spacing w:before="120" w:after="20"/>
+      </w:pPr>
+      <w:r>
+        <w:rPr>
+          <w:b/>
+          <w:bCs/>
+        </w:rPr>
+        <w:t>CalcSolve</w:t>
+      </w:r>
       <w:r>
         <w:rPr>
           <w:i/>
           <w:iCs/>
         </w:rPr>
-        <w:t>Vercel</w:t>
-      </w:r>
-      <w:proofErr w:type="spellEnd"/>
-    </w:p>
-    <w:p>
-      <w:pPr>
-        <w:pStyle w:val="ListParagraph"/>
-        <w:numPr>
-          <w:ilvl w:val="0"/>
-          <w:numId w:val="2"/>
-        </w:numPr>
-        <w:spacing w:after="40"/>
-      </w:pPr>
-      <w:r>
-        <w:t>Live agentic AI system that assesses an AI system against Australia's Voluntary AI Safety Standard in around 60 seconds, framed around a concrete enterprise governance problem.</w:t>
-      </w:r>
-    </w:p>
-    <w:p>
-      <w:pPr>
-        <w:pStyle w:val="ListParagraph"/>
-        <w:numPr>
-          <w:ilvl w:val="0"/>
-          <w:numId w:val="2"/>
-        </w:numPr>
-        <w:spacing w:after="40"/>
-      </w:pPr>
-      <w:r>
-        <w:t>Five-stage multi-agent pipeline: a risk classifier sets the risk tier, a guardrail scorer assesses all 10 guardrails with calibrated green/amber/red ratings, and three generators run in parallel to produce an AI inventory entry, a board memo, and a 90-day remediation plan.</w:t>
-      </w:r>
-    </w:p>
-    <w:p>
-      <w:pPr>
-        <w:pStyle w:val="ListParagraph"/>
-        <w:numPr>
-          <w:ilvl w:val="0"/>
-          <w:numId w:val="2"/>
-        </w:numPr>
-        <w:spacing w:after="40"/>
-      </w:pPr>
-      <w:r>
-        <w:t>Results stream to the interface in real time via SSE; designed for clarity for non-technical governance stakeholders.</w:t>
+        <w:t xml:space="preserve">  —  Next.js, Supabase, Stripe, Claude API</w:t>
+      </w:r>
+    </w:p>
+    <w:p>
+      <w:pPr>
+        <w:pStyle w:val="ListParagraph"/>
+        <w:numPr>
+          <w:ilvl w:val="0"/>
+          <w:numId w:val="2"/>
+        </w:numPr>
+        <w:spacing w:after="40"/>
+      </w:pPr>
+      <w:r>
+        <w:lastRenderedPageBreak/>
+        <w:t>AI SaaS that solves calculus problems with step-by-step explanations, an AI tutor, and gamified skill trees. Live on Vercel with Stripe billing.</w:t>
       </w:r>
     </w:p>
     <w:p>
       <w:pPr>
         <w:spacing w:before="120" w:after="20"/>
       </w:pPr>
-      <w:proofErr w:type="spellStart"/>
       <w:r>
         <w:rPr>
           <w:b/>
           <w:bCs/>
         </w:rPr>
-        <w:t>CalcSolve</w:t>
-      </w:r>
-      <w:proofErr w:type="spellEnd"/>
+        <w:t>AI Dental Assistant</w:t>
+      </w:r>
       <w:r>
         <w:rPr>
           <w:i/>
           <w:iCs/>
         </w:rPr>
-        <w:t xml:space="preserve">  —  Next.js, </w:t>
-      </w:r>
-      <w:proofErr w:type="spellStart"/>
+        <w:t xml:space="preserve">  —  React, Firebase, OpenAI API</w:t>
+      </w:r>
+    </w:p>
+    <w:p>
+      <w:pPr>
+        <w:pStyle w:val="ListParagraph"/>
+        <w:numPr>
+          <w:ilvl w:val="0"/>
+          <w:numId w:val="2"/>
+        </w:numPr>
+        <w:spacing w:after="40"/>
+      </w:pPr>
+      <w:r>
+        <w:t>Full-stack AI assistant with multi-session chat memory, response orchestration, and PDF export; auth and data through Firebase and Firestore.</w:t>
+      </w:r>
+    </w:p>
+    <w:p>
+      <w:pPr>
+        <w:spacing w:before="120" w:after="20"/>
+      </w:pPr>
+      <w:r>
+        <w:rPr>
+          <w:b/>
+          <w:bCs/>
+        </w:rPr>
+        <w:t>Tileverse</w:t>
+      </w:r>
       <w:r>
         <w:rPr>
           <w:i/>
           <w:iCs/>
         </w:rPr>
-        <w:t>Supabase</w:t>
-      </w:r>
-      <w:proofErr w:type="spellEnd"/>
+        <w:t xml:space="preserve">  —  Next.js, Supabase, Stripe, Vercel</w:t>
+      </w:r>
+    </w:p>
+    <w:p>
+      <w:pPr>
+        <w:pStyle w:val="ListParagraph"/>
+        <w:numPr>
+          <w:ilvl w:val="0"/>
+          <w:numId w:val="2"/>
+        </w:numPr>
+        <w:spacing w:after="40"/>
+      </w:pPr>
+      <w:r>
+        <w:t>Digital marketplace built solo end-to-end database schema, API layer, Stripe payments, and an anti-abuse system.</w:t>
+      </w:r>
+    </w:p>
+    <w:p>
+      <w:pPr>
+        <w:spacing w:before="120" w:after="20"/>
+      </w:pPr>
+      <w:r>
+        <w:rPr>
+          <w:b/>
+          <w:bCs/>
+        </w:rPr>
+        <w:t>TradieSpark</w:t>
+      </w:r>
       <w:r>
         <w:rPr>
           <w:i/>
           <w:iCs/>
         </w:rPr>
-        <w:t>, Stripe, Claude API</w:t>
-      </w:r>
-    </w:p>
-    <w:p>
-      <w:pPr>
-        <w:pStyle w:val="ListParagraph"/>
-        <w:numPr>
-          <w:ilvl w:val="0"/>
-          <w:numId w:val="2"/>
-        </w:numPr>
-        <w:spacing w:after="40"/>
-      </w:pPr>
-      <w:r>
-        <w:lastRenderedPageBreak/>
-        <w:t xml:space="preserve">AI SaaS that solves calculus problems with step-by-step explanations, an AI tutor, and gamified skill trees. Live on </w:t>
-      </w:r>
-      <w:proofErr w:type="spellStart"/>
-      <w:r>
-        <w:t>Vercel</w:t>
-      </w:r>
-      <w:proofErr w:type="spellEnd"/>
-      <w:r>
-        <w:t xml:space="preserve"> with Stripe billing.</w:t>
+        <w:t xml:space="preserve">  —  WordPress, Claude Code, SEO</w:t>
+      </w:r>
+    </w:p>
+    <w:p>
+      <w:pPr>
+        <w:pStyle w:val="ListParagraph"/>
+        <w:numPr>
+          <w:ilvl w:val="0"/>
+          <w:numId w:val="2"/>
+        </w:numPr>
+        <w:spacing w:after="40"/>
+      </w:pPr>
+      <w:r>
+        <w:t>A productised web agency I built and operate fixed-scope, fixed-price websites for Australian tradespeople, including client onboarding and delivery.</w:t>
       </w:r>
     </w:p>
     <w:p>
@@ -529,146 +556,13 @@
           <w:b/>
           <w:bCs/>
         </w:rPr>
-        <w:t>AI Dental Assistant</w:t>
+        <w:t>Also</w:t>
       </w:r>
       <w:r>
         <w:rPr>
           <w:i/>
           <w:iCs/>
         </w:rPr>
-        <w:t xml:space="preserve">  —  React, Firebase, OpenAI API</w:t>
-      </w:r>
-    </w:p>
-    <w:p>
-      <w:pPr>
-        <w:pStyle w:val="ListParagraph"/>
-        <w:numPr>
-          <w:ilvl w:val="0"/>
-          <w:numId w:val="2"/>
-        </w:numPr>
-        <w:spacing w:after="40"/>
-      </w:pPr>
-      <w:r>
-        <w:t xml:space="preserve">Full-stack AI assistant with multi-session chat memory, response orchestration, and PDF export; auth and data through Firebase and </w:t>
-      </w:r>
-      <w:proofErr w:type="spellStart"/>
-      <w:r>
-        <w:t>Firestore</w:t>
-      </w:r>
-      <w:proofErr w:type="spellEnd"/>
-      <w:r>
-        <w:t>.</w:t>
-      </w:r>
-    </w:p>
-    <w:p>
-      <w:pPr>
-        <w:spacing w:before="120" w:after="20"/>
-      </w:pPr>
-      <w:proofErr w:type="spellStart"/>
-      <w:r>
-        <w:rPr>
-          <w:b/>
-          <w:bCs/>
-        </w:rPr>
-        <w:t>Tileverse</w:t>
-      </w:r>
-      <w:proofErr w:type="spellEnd"/>
-      <w:r>
-        <w:rPr>
-          <w:i/>
-          <w:iCs/>
-        </w:rPr>
-        <w:t xml:space="preserve">  —  Next.js, </w:t>
-      </w:r>
-      <w:proofErr w:type="spellStart"/>
-      <w:r>
-        <w:rPr>
-          <w:i/>
-          <w:iCs/>
-        </w:rPr>
-        <w:t>Supabase</w:t>
-      </w:r>
-      <w:proofErr w:type="spellEnd"/>
-      <w:r>
-        <w:rPr>
-          <w:i/>
-          <w:iCs/>
-        </w:rPr>
-        <w:t xml:space="preserve">, Stripe, </w:t>
-      </w:r>
-      <w:proofErr w:type="spellStart"/>
-      <w:r>
-        <w:rPr>
-          <w:i/>
-          <w:iCs/>
-        </w:rPr>
-        <w:t>Vercel</w:t>
-      </w:r>
-      <w:proofErr w:type="spellEnd"/>
-    </w:p>
-    <w:p>
-      <w:pPr>
-        <w:pStyle w:val="ListParagraph"/>
-        <w:numPr>
-          <w:ilvl w:val="0"/>
-          <w:numId w:val="2"/>
-        </w:numPr>
-        <w:spacing w:after="40"/>
-      </w:pPr>
-      <w:r>
-        <w:t>Digital marketplace built solo end-to-end database schema, API layer, Stripe payments, and an anti-abuse system.</w:t>
-      </w:r>
-    </w:p>
-    <w:p>
-      <w:pPr>
-        <w:spacing w:before="120" w:after="20"/>
-      </w:pPr>
-      <w:proofErr w:type="spellStart"/>
-      <w:r>
-        <w:rPr>
-          <w:b/>
-          <w:bCs/>
-        </w:rPr>
-        <w:t>TradieSpark</w:t>
-      </w:r>
-      <w:proofErr w:type="spellEnd"/>
-      <w:r>
-        <w:rPr>
-          <w:i/>
-          <w:iCs/>
-        </w:rPr>
-        <w:t xml:space="preserve">  —  WordPress, Claude Code, SEO</w:t>
-      </w:r>
-    </w:p>
-    <w:p>
-      <w:pPr>
-        <w:pStyle w:val="ListParagraph"/>
-        <w:numPr>
-          <w:ilvl w:val="0"/>
-          <w:numId w:val="2"/>
-        </w:numPr>
-        <w:spacing w:after="40"/>
-      </w:pPr>
-      <w:r>
-        <w:t>A productised web agency I built and operate fixed-scope, fixed-price websites for Australian tradespeople, including client onboarding and delivery.</w:t>
-      </w:r>
-    </w:p>
-    <w:p>
-      <w:pPr>
-        <w:spacing w:before="120" w:after="20"/>
-      </w:pPr>
-      <w:r>
-        <w:rPr>
-          <w:b/>
-          <w:bCs/>
-        </w:rPr>
-        <w:t>Also</w:t>
-      </w:r>
-      <w:r>
-        <w:rPr>
-          <w:i/>
-          <w:iCs/>
-        </w:rPr>
         <w:t xml:space="preserve">  —  Independent builds</w:t>
       </w:r>
     </w:p>
@@ -681,13 +575,11 @@
         </w:numPr>
         <w:spacing w:after="40"/>
       </w:pPr>
-      <w:proofErr w:type="spellStart"/>
-      <w:r>
-        <w:t>FindByType</w:t>
-      </w:r>
-      <w:proofErr w:type="spellEnd"/>
-      <w:r>
-        <w:t xml:space="preserve"> — quiz platform with affiliate monetisation. Q-Lex sci-fi novel with 150 AI-generated illustrations, published on Amazon. Blast Ring mobile game on Google Play.</w:t>
+      <w:r>
+        <w:t xml:space="preserve">FindByType — quiz platform with affiliate monetisation. Q-Lex sci-fi novel with 150 AI-generated illustrations, published on Amazon. </w:t>
+      </w:r>
+      <w:r>
+        <w:t>AURA Survivors survival roguelite live on Google Play. Blast Ring Unity mobile game.</w:t>
       </w:r>
     </w:p>
     <w:p>
@@ -750,15 +642,7 @@
         <w:t xml:space="preserve">Software Engineering: </w:t>
       </w:r>
       <w:r>
-        <w:t xml:space="preserve">Full-stack development (Next.js, React, TypeScript), backend &amp; APIs (Node.js, </w:t>
-      </w:r>
-      <w:proofErr w:type="spellStart"/>
-      <w:r>
-        <w:t>Supabase</w:t>
-      </w:r>
-      <w:proofErr w:type="spellEnd"/>
-      <w:r>
-        <w:t>, REST), C#/.NET, database design (PostgreSQL, MySQL)</w:t>
+        <w:t>Full-stack development (Next.js, React, TypeScript), backend &amp; APIs (Node.js, Supabase, REST), C#/.NET, database design (PostgreSQL, MySQL)</w:t>
       </w:r>
     </w:p>
     <w:p>
@@ -773,23 +657,7 @@
         <w:t xml:space="preserve">Cloud &amp; Tooling: </w:t>
       </w:r>
       <w:r>
-        <w:t xml:space="preserve">Azure (hands-on), AWS Certified AI Practitioner, </w:t>
-      </w:r>
-      <w:proofErr w:type="spellStart"/>
-      <w:r>
-        <w:t>Vercel</w:t>
-      </w:r>
-      <w:proofErr w:type="spellEnd"/>
-      <w:r>
-        <w:t xml:space="preserve">, Firebase, </w:t>
-      </w:r>
-      <w:proofErr w:type="spellStart"/>
-      <w:r>
-        <w:t>Supabase</w:t>
-      </w:r>
-      <w:proofErr w:type="spellEnd"/>
-      <w:r>
-        <w:t>, CI/CD (Azure DevOps, GitHub Actions), Claude Code</w:t>
+        <w:t>Azure (hands-on), AWS Certified AI Practitioner, Vercel, Firebase, Supabase, CI/CD (Azure DevOps, GitHub Actions), Claude Code</w:t>
       </w:r>
     </w:p>
     <w:p>
@@ -922,7 +790,7 @@
 </file>
 
 <file path=word/numbering.xml><?xml version="1.0" encoding="utf-8"?>
-<w:numbering xmlns:wpc="http://schemas.microsoft.com/office/word/2010/wordprocessingCanvas" xmlns:cx="http://schemas.microsoft.com/office/drawing/2014/chartex" xmlns:cx1="http://schemas.microsoft.com/office/drawing/2015/9/8/chartex" xmlns:cx2="http://schemas.microsoft.com/office/drawing/2015/10/21/chartex" xmlns:cx3="http://schemas.microsoft.com/office/drawing/2016/5/9/chartex" xmlns:cx4="http://schemas.microsoft.com/office/drawing/2016/5/10/chartex" xmlns:cx5="http://schemas.microsoft.com/office/drawing/2016/5/11/chartex" xmlns:cx6="http://schemas.microsoft.com/office/drawing/2016/5/12/chartex" xmlns:cx7="http://schemas.microsoft.com/office/drawing/2016/5/13/chartex" xmlns:cx8="http://schemas.microsoft.com/office/drawing/2016/5/14/chartex" xmlns:mc="http://schemas.openxmlformats.org/markup-compatibility/2006" xmlns:aink="http://schemas.microsoft.com/office/drawing/2016/ink" xmlns:am3d="http://schemas.microsoft.com/office/drawing/2017/model3d" xmlns:o="urn:schemas-microsoft-com:office:office" xmlns:oel="http://schemas.microsoft.com/office/2019/extlst" xmlns:r="http://schemas.openxmlformats.org/officeDocument/2006/relationships" xmlns:m="http://schemas.openxmlformats.org/officeDocument/2006/math" xmlns:v="urn:schemas-microsoft-com:vml" xmlns:wp14="http://schemas.microsoft.com/office/word/2010/wordprocessingDrawing" xmlns:wp="http://schemas.openxmlformats.org/drawingml/2006/wordprocessingDrawing" xmlns:w10="urn:schemas-microsoft-com:office:word" xmlns:w="http://schemas.openxmlformats.org/wordprocessingml/2006/main" xmlns:w14="http://schemas.microsoft.com/office/word/2010/wordml" xmlns:w15="http://schemas.microsoft.com/office/word/2012/wordml" xmlns:w16cei="http://schemas.microsoft.com/office/word/2026/wordml/cei" xmlns:w16cex="http://schemas.microsoft.com/office/word/2018/wordml/cex" xmlns:w16cid="http://schemas.microsoft.com/office/word/2016/wordml/cid" xmlns:w16="http://schemas.microsoft.com/office/word/2018/wordml" xmlns:w16du="http://schemas.microsoft.com/office/word/2023/wordml/word16du" xmlns:w16sdtdh="http://schemas.microsoft.com/office/word/2020/wordml/sdtdatahash" xmlns:w16sdtfl="http://schemas.microsoft.com/office/word/2024/wordml/sdtformatlock" xmlns:w16se="http://schemas.microsoft.com/office/word/2015/wordml/symex" xmlns:wpg="http://schemas.microsoft.com/office/word/2010/wordprocessingGroup" xmlns:wpi="http://schemas.microsoft.com/office/word/2010/wordprocessingInk" xmlns:wne="http://schemas.microsoft.com/office/word/2006/wordml" xmlns:wps="http://schemas.microsoft.com/office/word/2010/wordprocessingShape" mc:Ignorable="w14 w15 w16se w16cid w16 w16cex w16sdtdh w16sdtfl w16du wp14">
+<w:numbering xmlns:wpc="http://schemas.microsoft.com/office/word/2010/wordprocessingCanvas" xmlns:cx="http://schemas.microsoft.com/office/drawing/2014/chartex" xmlns:cx1="http://schemas.microsoft.com/office/drawing/2015/9/8/chartex" xmlns:cx2="http://schemas.microsoft.com/office/drawing/2015/10/21/chartex" xmlns:cx3="http://schemas.microsoft.com/office/drawing/2016/5/9/chartex" xmlns:cx4="http://schemas.microsoft.com/office/drawing/2016/5/10/chartex" xmlns:cx5="http://schemas.microsoft.com/office/drawing/2016/5/11/chartex" xmlns:cx6="http://schemas.microsoft.com/office/drawing/2016/5/12/chartex" xmlns:cx7="http://schemas.microsoft.com/office/drawing/2016/5/13/chartex" xmlns:cx8="http://schemas.microsoft.com/office/drawing/2016/5/14/chartex" xmlns:mc="http://schemas.openxmlformats.org/markup-compatibility/2006" xmlns:aink="http://schemas.microsoft.com/office/drawing/2016/ink" xmlns:am3d="http://schemas.microsoft.com/office/drawing/2017/model3d" xmlns:o="urn:schemas-microsoft-com:office:office" xmlns:oel="http://schemas.microsoft.com/office/2019/extlst" xmlns:r="http://schemas.openxmlformats.org/officeDocument/2006/relationships" xmlns:m="http://schemas.openxmlformats.org/officeDocument/2006/math" xmlns:v="urn:schemas-microsoft-com:vml" xmlns:wp14="http://schemas.microsoft.com/office/word/2010/wordprocessingDrawing" xmlns:wp="http://schemas.openxmlformats.org/drawingml/2006/wordprocessingDrawing" xmlns:w10="urn:schemas-microsoft-com:office:word" xmlns:w="http://schemas.openxmlformats.org/wordprocessingml/2006/main" xmlns:w14="http://schemas.microsoft.com/office/word/2010/wordml" xmlns:w15="http://schemas.microsoft.com/office/word/2012/wordml" xmlns:w16cex="http://schemas.microsoft.com/office/word/2018/wordml/cex" xmlns:w16cid="http://schemas.microsoft.com/office/word/2016/wordml/cid" xmlns:w16="http://schemas.microsoft.com/office/word/2018/wordml" xmlns:w16du="http://schemas.microsoft.com/office/word/2023/wordml/word16du" xmlns:w16sdtdh="http://schemas.microsoft.com/office/word/2020/wordml/sdtdatahash" xmlns:w16sdtfl="http://schemas.microsoft.com/office/word/2024/wordml/sdtformatlock" xmlns:w16se="http://schemas.microsoft.com/office/word/2015/wordml/symex" xmlns:wpg="http://schemas.microsoft.com/office/word/2010/wordprocessingGroup" xmlns:wpi="http://schemas.microsoft.com/office/word/2010/wordprocessingInk" xmlns:wne="http://schemas.microsoft.com/office/word/2006/wordml" xmlns:wps="http://schemas.microsoft.com/office/word/2010/wordprocessingShape" mc:Ignorable="w14 w15 w16se w16cid w16 w16cex w16sdtdh w16sdtfl w16du wp14">
   <w:abstractNum w:abstractNumId="0" w15:restartNumberingAfterBreak="0">
     <w:nsid w:val="03A750CE"/>
     <w:multiLevelType w:val="hybridMultilevel"/>
@@ -1620,6 +1488,7 @@
   <w:style w:type="character" w:default="1" w:styleId="DefaultParagraphFont">
     <w:name w:val="Default Paragraph Font"/>
     <w:uiPriority w:val="1"/>
+    <w:semiHidden/>
     <w:unhideWhenUsed/>
   </w:style>
   <w:style w:type="table" w:default="1" w:styleId="TableNormal">

--- a/public/Gaby-Zaynoun-Resume.docx
+++ b/public/Gaby-Zaynoun-Resume.docx
@@ -107,10 +107,13 @@
         <w:spacing w:after="120"/>
       </w:pPr>
       <w:r>
-        <w:t>AI Solutions Engineer with a software engineering background and customer-facing presales experience. I design and build AI agents and LLM applications end-to-end — including VAISS, a live multi-agent system — and currently work in technical presales at Westcon-Comstor</w:t>
-      </w:r>
-      <w:r>
-        <w:t>, scoping solutions, running technical conversations, and translating technology into business value for partners. I'm AWS Certified in AI Practitioner, hold a Master of Software Engineering (AI Advanced), and am bilingual in English and Arabic. I enjoy shaping ambiguous customer problems into concrete, buildable solutions.</w:t>
+        <w:t xml:space="preserve">AI Solutions Engineer with a software engineering background and customer-facing presales experience. I design and build AI agents and LLM applications end-to-end — including VAISS, a live multi-agent system — and currently work in technical presales at Westcon-Comstor, scoping solutions, running technical conversations, and translating technology into business value for partners. </w:t>
+      </w:r>
+      <w:r>
+        <w:t>I’m an AWS Certified AI Practitioner</w:t>
+      </w:r>
+      <w:r>
+        <w:t>, hold a Master of Software Engineering (AI Advanced), and am bilingual in English and Arabic. I enjoy shaping ambiguous customer problems into concrete, buildable solutions.</w:t>
       </w:r>
     </w:p>
     <w:p>
@@ -163,7 +166,13 @@
         <w:spacing w:after="40"/>
       </w:pPr>
       <w:r>
-        <w:t>Customer-facing technical point of contact for channel partners across networking and cybersecurity vendor portfolios discovery, solution scoping, and requirements gathering.</w:t>
+        <w:t xml:space="preserve">Customer-facing technical point of contact for channel partners across networking and </w:t>
+      </w:r>
+      <w:r>
+        <w:t>cybersecurity vendor portfolios — discovery, solution scoping</w:t>
+      </w:r>
+      <w:r>
+        <w:t>, and requirements gathering.</w:t>
       </w:r>
     </w:p>
     <w:p>
@@ -339,7 +348,13 @@
         <w:spacing w:after="40"/>
       </w:pPr>
       <w:r>
-        <w:t>Acted as the technical point of contact for end users training, support, and turning feedback into product improvements.</w:t>
+        <w:t xml:space="preserve">Acted as the technical point of contact </w:t>
+      </w:r>
+      <w:r>
+        <w:t>for end users — training, support</w:t>
+      </w:r>
+      <w:r>
+        <w:t>, and turning feedback into product improvements.</w:t>
       </w:r>
     </w:p>
     <w:p>
@@ -512,7 +527,13 @@
         <w:spacing w:after="40"/>
       </w:pPr>
       <w:r>
-        <w:t>Digital marketplace built solo end-to-end database schema, API layer, Stripe payments, and an anti-abuse system.</w:t>
+        <w:t xml:space="preserve">Digital marketplace </w:t>
+      </w:r>
+      <w:r>
+        <w:t>built solo end-to-end — database schema</w:t>
+      </w:r>
+      <w:r>
+        <w:t>, API layer, Stripe payments, and an anti-abuse system.</w:t>
       </w:r>
     </w:p>
     <w:p>
@@ -544,7 +565,13 @@
         <w:spacing w:after="40"/>
       </w:pPr>
       <w:r>
-        <w:t>A productised web agency I built and operate fixed-scope, fixed-price websites for Australian tradespeople, including client onboarding and delivery.</w:t>
+        <w:t xml:space="preserve">A productised web agency </w:t>
+      </w:r>
+      <w:r>
+        <w:t>I built and operate — fixed-scope</w:t>
+      </w:r>
+      <w:r>
+        <w:t>, fixed-price websites for Australian tradespeople, including client onboarding and delivery.</w:t>
       </w:r>
     </w:p>
     <w:p>
